--- a/Ülesanne_5/Dokumentatsioon.docx
+++ b/Ülesanne_5/Dokumentatsioon.docx
@@ -179,6 +179,58 @@
           <w:szCs w:val="24"/>
         </w:rPr>
       </w:pPr>
+      <w:r>
+        <w:rPr>
+          <w:rFonts w:ascii="Times New Roman" w:eastAsia="Times New Roman" w:hAnsi="Times New Roman" w:cs="Times New Roman"/>
+          <w:sz w:val="24"/>
+          <w:szCs w:val="24"/>
+        </w:rPr>
+        <w:drawing>
+          <wp:inline distT="0" distB="0" distL="0" distR="0" wp14:anchorId="664C5F8C" wp14:editId="2807FE07">
+            <wp:extent cx="5941060" cy="4711700"/>
+            <wp:effectExtent l="0" t="0" r="2540" b="0"/>
+            <wp:docPr id="585825894" name="Pilt 1"/>
+            <wp:cNvGraphicFramePr>
+              <a:graphicFrameLocks xmlns:a="http://schemas.openxmlformats.org/drawingml/2006/main" noChangeAspect="1"/>
+            </wp:cNvGraphicFramePr>
+            <a:graphic xmlns:a="http://schemas.openxmlformats.org/drawingml/2006/main">
+              <a:graphicData uri="http://schemas.openxmlformats.org/drawingml/2006/picture">
+                <pic:pic xmlns:pic="http://schemas.openxmlformats.org/drawingml/2006/picture">
+                  <pic:nvPicPr>
+                    <pic:cNvPr id="585825894" name=""/>
+                    <pic:cNvPicPr/>
+                  </pic:nvPicPr>
+                  <pic:blipFill>
+                    <a:blip r:embed="rId7"/>
+                    <a:stretch>
+                      <a:fillRect/>
+                    </a:stretch>
+                  </pic:blipFill>
+                  <pic:spPr>
+                    <a:xfrm>
+                      <a:off x="0" y="0"/>
+                      <a:ext cx="5941060" cy="4711700"/>
+                    </a:xfrm>
+                    <a:prstGeom prst="rect">
+                      <a:avLst/>
+                    </a:prstGeom>
+                  </pic:spPr>
+                </pic:pic>
+              </a:graphicData>
+            </a:graphic>
+          </wp:inline>
+        </w:drawing>
+      </w:r>
+    </w:p>
+    <w:p>
+      <w:pPr>
+        <w:spacing w:line="360" w:lineRule="auto"/>
+        <w:rPr>
+          <w:rFonts w:ascii="Times New Roman" w:eastAsia="Times New Roman" w:hAnsi="Times New Roman" w:cs="Times New Roman"/>
+          <w:sz w:val="24"/>
+          <w:szCs w:val="24"/>
+        </w:rPr>
+      </w:pPr>
       <w:proofErr w:type="spellStart"/>
       <w:r>
         <w:rPr>
@@ -205,7 +257,7 @@
         </w:rPr>
         <w:t xml:space="preserve"> </w:t>
       </w:r>
-      <w:hyperlink r:id="rId7" w:history="1">
+      <w:hyperlink r:id="rId8" w:history="1">
         <w:r>
           <w:rPr>
             <w:rStyle w:val="Hperlink"/>
@@ -213,25 +265,7 @@
             <w:sz w:val="24"/>
             <w:szCs w:val="24"/>
           </w:rPr>
-          <w:t>https://github.com/sokolovtanel/Tarkvaraarenduse-projekt/tree/master</w:t>
-        </w:r>
-        <w:r>
-          <w:rPr>
-            <w:rStyle w:val="Hperlink"/>
-            <w:rFonts w:ascii="Times New Roman" w:eastAsia="Times New Roman" w:hAnsi="Times New Roman" w:cs="Times New Roman"/>
-            <w:sz w:val="24"/>
-            <w:szCs w:val="24"/>
-          </w:rPr>
-          <w:t>/Ülesanne</w:t>
-        </w:r>
-        <w:r>
-          <w:rPr>
-            <w:rStyle w:val="Hperlink"/>
-            <w:rFonts w:ascii="Times New Roman" w:eastAsia="Times New Roman" w:hAnsi="Times New Roman" w:cs="Times New Roman"/>
-            <w:sz w:val="24"/>
-            <w:szCs w:val="24"/>
-          </w:rPr>
-          <w:t>_5</w:t>
+          <w:t>https://github.com/sokolovtanel/Tarkvaraarenduse-projekt/tree/master/Ülesanne_5</w:t>
         </w:r>
       </w:hyperlink>
     </w:p>
@@ -308,7 +342,10 @@
           <w:szCs w:val="24"/>
         </w:rPr>
       </w:pPr>
-      <w:r>
+    </w:p>
+    <w:p>
+      <w:pPr>
+        <w:spacing w:line="360" w:lineRule="auto"/>
         <w:rPr>
           <w:rFonts w:ascii="Times New Roman" w:eastAsia="Times New Roman" w:hAnsi="Times New Roman" w:cs="Times New Roman"/>
           <w:b/>
@@ -316,26 +353,7 @@
           <w:sz w:val="24"/>
           <w:szCs w:val="24"/>
         </w:rPr>
-        <w:t>2. TI kasutamine</w:t>
-      </w:r>
-    </w:p>
-    <w:p>
-      <w:pPr>
-        <w:spacing w:line="360" w:lineRule="auto"/>
-        <w:rPr>
-          <w:rFonts w:ascii="Times New Roman" w:eastAsia="Times New Roman" w:hAnsi="Times New Roman" w:cs="Times New Roman"/>
-          <w:sz w:val="24"/>
-          <w:szCs w:val="24"/>
-        </w:rPr>
-      </w:pPr>
-      <w:r>
-        <w:rPr>
-          <w:rFonts w:ascii="Times New Roman" w:eastAsia="Times New Roman" w:hAnsi="Times New Roman" w:cs="Times New Roman"/>
-          <w:sz w:val="24"/>
-          <w:szCs w:val="24"/>
-        </w:rPr>
-        <w:t>Kas kasutasid</w:t>
-      </w:r>
+      </w:pPr>
       <w:r>
         <w:rPr>
           <w:rFonts w:ascii="Times New Roman" w:eastAsia="Times New Roman" w:hAnsi="Times New Roman" w:cs="Times New Roman"/>
@@ -344,198 +362,27 @@
           <w:sz w:val="24"/>
           <w:szCs w:val="24"/>
         </w:rPr>
-        <w:t xml:space="preserve"> töö käigus tehisintellekti abi</w:t>
-      </w:r>
-      <w:r>
-        <w:rPr>
-          <w:rFonts w:ascii="Times New Roman" w:eastAsia="Times New Roman" w:hAnsi="Times New Roman" w:cs="Times New Roman"/>
-          <w:sz w:val="24"/>
-          <w:szCs w:val="24"/>
-        </w:rPr>
-        <w:t xml:space="preserve"> (nt </w:t>
-      </w:r>
-      <w:proofErr w:type="spellStart"/>
-      <w:r>
-        <w:rPr>
-          <w:rFonts w:ascii="Times New Roman" w:eastAsia="Times New Roman" w:hAnsi="Times New Roman" w:cs="Times New Roman"/>
-          <w:sz w:val="24"/>
-          <w:szCs w:val="24"/>
-        </w:rPr>
-        <w:t>ChatGPT</w:t>
-      </w:r>
-      <w:proofErr w:type="spellEnd"/>
-      <w:r>
-        <w:rPr>
-          <w:rFonts w:ascii="Times New Roman" w:eastAsia="Times New Roman" w:hAnsi="Times New Roman" w:cs="Times New Roman"/>
-          <w:sz w:val="24"/>
-          <w:szCs w:val="24"/>
-        </w:rPr>
-        <w:t xml:space="preserve">, </w:t>
-      </w:r>
-      <w:proofErr w:type="spellStart"/>
-      <w:r>
-        <w:rPr>
-          <w:rFonts w:ascii="Times New Roman" w:eastAsia="Times New Roman" w:hAnsi="Times New Roman" w:cs="Times New Roman"/>
-          <w:sz w:val="24"/>
-          <w:szCs w:val="24"/>
-        </w:rPr>
-        <w:t>GitHub</w:t>
-      </w:r>
-      <w:proofErr w:type="spellEnd"/>
-      <w:r>
-        <w:rPr>
-          <w:rFonts w:ascii="Times New Roman" w:eastAsia="Times New Roman" w:hAnsi="Times New Roman" w:cs="Times New Roman"/>
-          <w:sz w:val="24"/>
-          <w:szCs w:val="24"/>
-        </w:rPr>
-        <w:t xml:space="preserve"> </w:t>
-      </w:r>
-      <w:proofErr w:type="spellStart"/>
-      <w:r>
-        <w:rPr>
-          <w:rFonts w:ascii="Times New Roman" w:eastAsia="Times New Roman" w:hAnsi="Times New Roman" w:cs="Times New Roman"/>
-          <w:sz w:val="24"/>
-          <w:szCs w:val="24"/>
-        </w:rPr>
-        <w:t>Copilot</w:t>
-      </w:r>
-      <w:proofErr w:type="spellEnd"/>
-      <w:r>
-        <w:rPr>
-          <w:rFonts w:ascii="Times New Roman" w:eastAsia="Times New Roman" w:hAnsi="Times New Roman" w:cs="Times New Roman"/>
-          <w:sz w:val="24"/>
-          <w:szCs w:val="24"/>
-        </w:rPr>
-        <w:t xml:space="preserve">, </w:t>
-      </w:r>
-      <w:proofErr w:type="spellStart"/>
-      <w:r>
-        <w:rPr>
-          <w:rFonts w:ascii="Times New Roman" w:eastAsia="Times New Roman" w:hAnsi="Times New Roman" w:cs="Times New Roman"/>
-          <w:sz w:val="24"/>
-          <w:szCs w:val="24"/>
-        </w:rPr>
-        <w:t>DeepSeek</w:t>
-      </w:r>
-      <w:proofErr w:type="spellEnd"/>
-      <w:r>
-        <w:rPr>
-          <w:rFonts w:ascii="Times New Roman" w:eastAsia="Times New Roman" w:hAnsi="Times New Roman" w:cs="Times New Roman"/>
-          <w:sz w:val="24"/>
-          <w:szCs w:val="24"/>
-        </w:rPr>
-        <w:t xml:space="preserve"> vms)?</w:t>
-      </w:r>
-    </w:p>
-    <w:p>
-      <w:pPr>
-        <w:spacing w:line="360" w:lineRule="auto"/>
-        <w:rPr>
-          <w:rFonts w:ascii="Times New Roman" w:eastAsia="Times New Roman" w:hAnsi="Times New Roman" w:cs="Times New Roman"/>
-          <w:sz w:val="24"/>
-          <w:szCs w:val="24"/>
-        </w:rPr>
-      </w:pPr>
-      <w:r>
-        <w:rPr>
-          <w:rFonts w:ascii="Times New Roman" w:eastAsia="Times New Roman" w:hAnsi="Times New Roman" w:cs="Times New Roman"/>
-          <w:sz w:val="24"/>
-          <w:szCs w:val="24"/>
-        </w:rPr>
-        <w:t xml:space="preserve">- Kasutasin Claude abi. </w:t>
-      </w:r>
-      <w:proofErr w:type="spellStart"/>
-      <w:r>
-        <w:rPr>
-          <w:rFonts w:ascii="Times New Roman" w:eastAsia="Times New Roman" w:hAnsi="Times New Roman" w:cs="Times New Roman"/>
-          <w:sz w:val="24"/>
-          <w:szCs w:val="24"/>
-        </w:rPr>
-        <w:t>Promptiks</w:t>
-      </w:r>
-      <w:proofErr w:type="spellEnd"/>
-      <w:r>
-        <w:rPr>
-          <w:rFonts w:ascii="Times New Roman" w:eastAsia="Times New Roman" w:hAnsi="Times New Roman" w:cs="Times New Roman"/>
-          <w:sz w:val="24"/>
-          <w:szCs w:val="24"/>
-        </w:rPr>
-        <w:t xml:space="preserve"> kasutasin järgnevat: „Kuidas lisada </w:t>
-      </w:r>
-      <w:proofErr w:type="spellStart"/>
-      <w:r>
-        <w:rPr>
-          <w:rFonts w:ascii="Times New Roman" w:eastAsia="Times New Roman" w:hAnsi="Times New Roman" w:cs="Times New Roman"/>
-          <w:sz w:val="24"/>
-          <w:szCs w:val="24"/>
-        </w:rPr>
-        <w:t>collision</w:t>
-      </w:r>
-      <w:proofErr w:type="spellEnd"/>
-      <w:r>
-        <w:rPr>
-          <w:rFonts w:ascii="Times New Roman" w:eastAsia="Times New Roman" w:hAnsi="Times New Roman" w:cs="Times New Roman"/>
-          <w:sz w:val="24"/>
-          <w:szCs w:val="24"/>
-        </w:rPr>
-        <w:t xml:space="preserve"> </w:t>
-      </w:r>
-      <w:proofErr w:type="spellStart"/>
-      <w:r>
-        <w:rPr>
-          <w:rFonts w:ascii="Times New Roman" w:eastAsia="Times New Roman" w:hAnsi="Times New Roman" w:cs="Times New Roman"/>
-          <w:sz w:val="24"/>
-          <w:szCs w:val="24"/>
-        </w:rPr>
-        <w:t>pygames</w:t>
-      </w:r>
-      <w:proofErr w:type="spellEnd"/>
-      <w:r>
-        <w:rPr>
-          <w:rFonts w:ascii="Times New Roman" w:eastAsia="Times New Roman" w:hAnsi="Times New Roman" w:cs="Times New Roman"/>
-          <w:sz w:val="24"/>
-          <w:szCs w:val="24"/>
-        </w:rPr>
-        <w:t>?“</w:t>
-      </w:r>
-    </w:p>
-    <w:p>
-      <w:pPr>
-        <w:spacing w:line="360" w:lineRule="auto"/>
-        <w:rPr>
-          <w:rFonts w:ascii="Times New Roman" w:eastAsia="Times New Roman" w:hAnsi="Times New Roman" w:cs="Times New Roman"/>
-          <w:sz w:val="24"/>
-          <w:szCs w:val="24"/>
-        </w:rPr>
-      </w:pPr>
-      <w:r>
-        <w:rPr>
-          <w:rFonts w:ascii="Times New Roman" w:eastAsia="Times New Roman" w:hAnsi="Times New Roman" w:cs="Times New Roman"/>
-          <w:sz w:val="24"/>
-          <w:szCs w:val="24"/>
-        </w:rPr>
-        <w:t>Pakutud lahendus toimis ootuspäraselt, minu enda varasem leiutis nii hästi ei toiminud.</w:t>
-      </w:r>
-    </w:p>
-    <w:p>
-      <w:pPr>
-        <w:spacing w:line="360" w:lineRule="auto"/>
-        <w:rPr>
-          <w:rFonts w:ascii="Times New Roman" w:eastAsia="Times New Roman" w:hAnsi="Times New Roman" w:cs="Times New Roman"/>
-          <w:sz w:val="24"/>
-          <w:szCs w:val="24"/>
-        </w:rPr>
-      </w:pPr>
-    </w:p>
-    <w:p>
-      <w:pPr>
-        <w:spacing w:line="360" w:lineRule="auto"/>
-        <w:rPr>
-          <w:rFonts w:ascii="Times New Roman" w:eastAsia="Times New Roman" w:hAnsi="Times New Roman" w:cs="Times New Roman"/>
-          <w:sz w:val="24"/>
-          <w:szCs w:val="24"/>
-        </w:rPr>
-      </w:pPr>
+        <w:lastRenderedPageBreak/>
+        <w:t>2. TI kasutamine</w:t>
+      </w:r>
+    </w:p>
+    <w:p>
+      <w:pPr>
+        <w:spacing w:line="360" w:lineRule="auto"/>
+        <w:rPr>
+          <w:rFonts w:ascii="Times New Roman" w:eastAsia="Times New Roman" w:hAnsi="Times New Roman" w:cs="Times New Roman"/>
+          <w:sz w:val="24"/>
+          <w:szCs w:val="24"/>
+        </w:rPr>
+      </w:pPr>
+      <w:r>
+        <w:rPr>
+          <w:rFonts w:ascii="Times New Roman" w:eastAsia="Times New Roman" w:hAnsi="Times New Roman" w:cs="Times New Roman"/>
+          <w:sz w:val="24"/>
+          <w:szCs w:val="24"/>
+        </w:rPr>
+        <w:t>Kas kasutasid</w:t>
+      </w:r>
       <w:r>
         <w:rPr>
           <w:rFonts w:ascii="Times New Roman" w:eastAsia="Times New Roman" w:hAnsi="Times New Roman" w:cs="Times New Roman"/>
@@ -544,8 +391,44 @@
           <w:sz w:val="24"/>
           <w:szCs w:val="24"/>
         </w:rPr>
-        <w:t>3.</w:t>
-      </w:r>
+        <w:t xml:space="preserve"> töö käigus tehisintellekti abi</w:t>
+      </w:r>
+      <w:r>
+        <w:rPr>
+          <w:rFonts w:ascii="Times New Roman" w:eastAsia="Times New Roman" w:hAnsi="Times New Roman" w:cs="Times New Roman"/>
+          <w:sz w:val="24"/>
+          <w:szCs w:val="24"/>
+        </w:rPr>
+        <w:t xml:space="preserve"> (nt </w:t>
+      </w:r>
+      <w:proofErr w:type="spellStart"/>
+      <w:r>
+        <w:rPr>
+          <w:rFonts w:ascii="Times New Roman" w:eastAsia="Times New Roman" w:hAnsi="Times New Roman" w:cs="Times New Roman"/>
+          <w:sz w:val="24"/>
+          <w:szCs w:val="24"/>
+        </w:rPr>
+        <w:t>ChatGPT</w:t>
+      </w:r>
+      <w:proofErr w:type="spellEnd"/>
+      <w:r>
+        <w:rPr>
+          <w:rFonts w:ascii="Times New Roman" w:eastAsia="Times New Roman" w:hAnsi="Times New Roman" w:cs="Times New Roman"/>
+          <w:sz w:val="24"/>
+          <w:szCs w:val="24"/>
+        </w:rPr>
+        <w:t xml:space="preserve">, </w:t>
+      </w:r>
+      <w:proofErr w:type="spellStart"/>
+      <w:r>
+        <w:rPr>
+          <w:rFonts w:ascii="Times New Roman" w:eastAsia="Times New Roman" w:hAnsi="Times New Roman" w:cs="Times New Roman"/>
+          <w:sz w:val="24"/>
+          <w:szCs w:val="24"/>
+        </w:rPr>
+        <w:t>GitHub</w:t>
+      </w:r>
+      <w:proofErr w:type="spellEnd"/>
       <w:r>
         <w:rPr>
           <w:rFonts w:ascii="Times New Roman" w:eastAsia="Times New Roman" w:hAnsi="Times New Roman" w:cs="Times New Roman"/>
@@ -554,6 +437,152 @@
         </w:rPr>
         <w:t xml:space="preserve"> </w:t>
       </w:r>
+      <w:proofErr w:type="spellStart"/>
+      <w:r>
+        <w:rPr>
+          <w:rFonts w:ascii="Times New Roman" w:eastAsia="Times New Roman" w:hAnsi="Times New Roman" w:cs="Times New Roman"/>
+          <w:sz w:val="24"/>
+          <w:szCs w:val="24"/>
+        </w:rPr>
+        <w:t>Copilot</w:t>
+      </w:r>
+      <w:proofErr w:type="spellEnd"/>
+      <w:r>
+        <w:rPr>
+          <w:rFonts w:ascii="Times New Roman" w:eastAsia="Times New Roman" w:hAnsi="Times New Roman" w:cs="Times New Roman"/>
+          <w:sz w:val="24"/>
+          <w:szCs w:val="24"/>
+        </w:rPr>
+        <w:t xml:space="preserve">, </w:t>
+      </w:r>
+      <w:proofErr w:type="spellStart"/>
+      <w:r>
+        <w:rPr>
+          <w:rFonts w:ascii="Times New Roman" w:eastAsia="Times New Roman" w:hAnsi="Times New Roman" w:cs="Times New Roman"/>
+          <w:sz w:val="24"/>
+          <w:szCs w:val="24"/>
+        </w:rPr>
+        <w:t>DeepSeek</w:t>
+      </w:r>
+      <w:proofErr w:type="spellEnd"/>
+      <w:r>
+        <w:rPr>
+          <w:rFonts w:ascii="Times New Roman" w:eastAsia="Times New Roman" w:hAnsi="Times New Roman" w:cs="Times New Roman"/>
+          <w:sz w:val="24"/>
+          <w:szCs w:val="24"/>
+        </w:rPr>
+        <w:t xml:space="preserve"> vms)?</w:t>
+      </w:r>
+    </w:p>
+    <w:p>
+      <w:pPr>
+        <w:spacing w:line="360" w:lineRule="auto"/>
+        <w:rPr>
+          <w:rFonts w:ascii="Times New Roman" w:eastAsia="Times New Roman" w:hAnsi="Times New Roman" w:cs="Times New Roman"/>
+          <w:sz w:val="24"/>
+          <w:szCs w:val="24"/>
+        </w:rPr>
+      </w:pPr>
+      <w:r>
+        <w:rPr>
+          <w:rFonts w:ascii="Times New Roman" w:eastAsia="Times New Roman" w:hAnsi="Times New Roman" w:cs="Times New Roman"/>
+          <w:sz w:val="24"/>
+          <w:szCs w:val="24"/>
+        </w:rPr>
+        <w:t xml:space="preserve">- Kasutasin Claude abi. </w:t>
+      </w:r>
+      <w:proofErr w:type="spellStart"/>
+      <w:r>
+        <w:rPr>
+          <w:rFonts w:ascii="Times New Roman" w:eastAsia="Times New Roman" w:hAnsi="Times New Roman" w:cs="Times New Roman"/>
+          <w:sz w:val="24"/>
+          <w:szCs w:val="24"/>
+        </w:rPr>
+        <w:t>Promptiks</w:t>
+      </w:r>
+      <w:proofErr w:type="spellEnd"/>
+      <w:r>
+        <w:rPr>
+          <w:rFonts w:ascii="Times New Roman" w:eastAsia="Times New Roman" w:hAnsi="Times New Roman" w:cs="Times New Roman"/>
+          <w:sz w:val="24"/>
+          <w:szCs w:val="24"/>
+        </w:rPr>
+        <w:t xml:space="preserve"> kasutasin järgnevat: „Kuidas lisada </w:t>
+      </w:r>
+      <w:proofErr w:type="spellStart"/>
+      <w:r>
+        <w:rPr>
+          <w:rFonts w:ascii="Times New Roman" w:eastAsia="Times New Roman" w:hAnsi="Times New Roman" w:cs="Times New Roman"/>
+          <w:sz w:val="24"/>
+          <w:szCs w:val="24"/>
+        </w:rPr>
+        <w:t>collision</w:t>
+      </w:r>
+      <w:proofErr w:type="spellEnd"/>
+      <w:r>
+        <w:rPr>
+          <w:rFonts w:ascii="Times New Roman" w:eastAsia="Times New Roman" w:hAnsi="Times New Roman" w:cs="Times New Roman"/>
+          <w:sz w:val="24"/>
+          <w:szCs w:val="24"/>
+        </w:rPr>
+        <w:t xml:space="preserve"> </w:t>
+      </w:r>
+      <w:proofErr w:type="spellStart"/>
+      <w:r>
+        <w:rPr>
+          <w:rFonts w:ascii="Times New Roman" w:eastAsia="Times New Roman" w:hAnsi="Times New Roman" w:cs="Times New Roman"/>
+          <w:sz w:val="24"/>
+          <w:szCs w:val="24"/>
+        </w:rPr>
+        <w:t>pygames</w:t>
+      </w:r>
+      <w:proofErr w:type="spellEnd"/>
+      <w:r>
+        <w:rPr>
+          <w:rFonts w:ascii="Times New Roman" w:eastAsia="Times New Roman" w:hAnsi="Times New Roman" w:cs="Times New Roman"/>
+          <w:sz w:val="24"/>
+          <w:szCs w:val="24"/>
+        </w:rPr>
+        <w:t>?“</w:t>
+      </w:r>
+    </w:p>
+    <w:p>
+      <w:pPr>
+        <w:spacing w:line="360" w:lineRule="auto"/>
+        <w:rPr>
+          <w:rFonts w:ascii="Times New Roman" w:eastAsia="Times New Roman" w:hAnsi="Times New Roman" w:cs="Times New Roman"/>
+          <w:sz w:val="24"/>
+          <w:szCs w:val="24"/>
+        </w:rPr>
+      </w:pPr>
+      <w:r>
+        <w:rPr>
+          <w:rFonts w:ascii="Times New Roman" w:eastAsia="Times New Roman" w:hAnsi="Times New Roman" w:cs="Times New Roman"/>
+          <w:sz w:val="24"/>
+          <w:szCs w:val="24"/>
+        </w:rPr>
+        <w:t>Pakutud lahendus toimis ootuspäraselt, minu enda varasem leiutis nii hästi ei toiminud.</w:t>
+      </w:r>
+    </w:p>
+    <w:p>
+      <w:pPr>
+        <w:spacing w:line="360" w:lineRule="auto"/>
+        <w:rPr>
+          <w:rFonts w:ascii="Times New Roman" w:eastAsia="Times New Roman" w:hAnsi="Times New Roman" w:cs="Times New Roman"/>
+          <w:sz w:val="24"/>
+          <w:szCs w:val="24"/>
+        </w:rPr>
+      </w:pPr>
+    </w:p>
+    <w:p>
+      <w:pPr>
+        <w:spacing w:line="360" w:lineRule="auto"/>
+        <w:rPr>
+          <w:rFonts w:ascii="Times New Roman" w:eastAsia="Times New Roman" w:hAnsi="Times New Roman" w:cs="Times New Roman"/>
+          <w:sz w:val="24"/>
+          <w:szCs w:val="24"/>
+        </w:rPr>
+      </w:pPr>
       <w:r>
         <w:rPr>
           <w:rFonts w:ascii="Times New Roman" w:eastAsia="Times New Roman" w:hAnsi="Times New Roman" w:cs="Times New Roman"/>
@@ -562,6 +591,24 @@
           <w:sz w:val="24"/>
           <w:szCs w:val="24"/>
         </w:rPr>
+        <w:t>3.</w:t>
+      </w:r>
+      <w:r>
+        <w:rPr>
+          <w:rFonts w:ascii="Times New Roman" w:eastAsia="Times New Roman" w:hAnsi="Times New Roman" w:cs="Times New Roman"/>
+          <w:sz w:val="24"/>
+          <w:szCs w:val="24"/>
+        </w:rPr>
+        <w:t xml:space="preserve"> </w:t>
+      </w:r>
+      <w:r>
+        <w:rPr>
+          <w:rFonts w:ascii="Times New Roman" w:eastAsia="Times New Roman" w:hAnsi="Times New Roman" w:cs="Times New Roman"/>
+          <w:b/>
+          <w:bCs/>
+          <w:sz w:val="24"/>
+          <w:szCs w:val="24"/>
+        </w:rPr>
         <w:t>Esinenud probleemid ja nende lahenduskäik</w:t>
       </w:r>
       <w:r>
@@ -572,7 +619,7 @@
         </w:rPr>
         <w:t xml:space="preserve"> (allikad + kasutatud </w:t>
       </w:r>
-      <w:hyperlink r:id="rId8">
+      <w:hyperlink r:id="rId9">
         <w:proofErr w:type="spellStart"/>
         <w:r>
           <w:rPr>
@@ -699,6 +746,16 @@
     </w:p>
     <w:p>
       <w:pPr>
+        <w:spacing w:line="360" w:lineRule="auto"/>
+        <w:rPr>
+          <w:rFonts w:ascii="Times New Roman" w:eastAsia="Times New Roman" w:hAnsi="Times New Roman" w:cs="Times New Roman"/>
+          <w:sz w:val="24"/>
+          <w:szCs w:val="24"/>
+        </w:rPr>
+      </w:pPr>
+    </w:p>
+    <w:p>
+      <w:pPr>
         <w:rPr>
           <w:rFonts w:ascii="Times New Roman" w:eastAsia="Times New Roman" w:hAnsi="Times New Roman" w:cs="Times New Roman"/>
           <w:b/>
@@ -715,38 +772,6 @@
           <w:sz w:val="24"/>
           <w:szCs w:val="24"/>
         </w:rPr>
-        <w:br w:type="page"/>
-      </w:r>
-    </w:p>
-    <w:p>
-      <w:pPr>
-        <w:spacing w:line="360" w:lineRule="auto"/>
-        <w:rPr>
-          <w:rFonts w:ascii="Times New Roman" w:eastAsia="Times New Roman" w:hAnsi="Times New Roman" w:cs="Times New Roman"/>
-          <w:sz w:val="24"/>
-          <w:szCs w:val="24"/>
-        </w:rPr>
-      </w:pPr>
-    </w:p>
-    <w:p>
-      <w:pPr>
-        <w:spacing w:line="360" w:lineRule="auto"/>
-        <w:rPr>
-          <w:rFonts w:ascii="Times New Roman" w:eastAsia="Times New Roman" w:hAnsi="Times New Roman" w:cs="Times New Roman"/>
-          <w:b/>
-          <w:bCs/>
-          <w:sz w:val="24"/>
-          <w:szCs w:val="24"/>
-        </w:rPr>
-      </w:pPr>
-      <w:r>
-        <w:rPr>
-          <w:rFonts w:ascii="Times New Roman" w:eastAsia="Times New Roman" w:hAnsi="Times New Roman" w:cs="Times New Roman"/>
-          <w:b/>
-          <w:bCs/>
-          <w:sz w:val="24"/>
-          <w:szCs w:val="24"/>
-        </w:rPr>
         <w:t>5. Eneseanalüüs:</w:t>
       </w:r>
     </w:p>
@@ -982,7 +1007,7 @@
       </w:r>
     </w:p>
     <w:sectPr>
-      <w:headerReference w:type="default" r:id="rId9"/>
+      <w:headerReference w:type="default" r:id="rId10"/>
       <w:pgSz w:w="11906" w:h="16838"/>
       <w:pgMar w:top="1417" w:right="850" w:bottom="1417" w:left="1700" w:header="720" w:footer="720" w:gutter="0"/>
       <w:pgNumType w:start="1"/>
